--- a/sme_rating_engine/Phishield SME Rating Engine User Manual.docx
+++ b/sme_rating_engine/Phishield SME Rating Engine User Manual.docx
@@ -86,7 +86,7 @@
           <w:color w:val="64748B"/>
           <w:sz w:val="20"/>
         </w:rPr>
-        <w:t>Version 2.0  |  July 2026</w:t>
+        <w:t>Version 2.1  |  August 2026</w:t>
         <w:br/>
         <w:t>Confidential — Internal Use Only</w:t>
       </w:r>
@@ -652,24 +652,10 @@
       <w:r>
         <w:rPr>
           <w:rFonts w:ascii="Consolas" w:hAnsi="Consolas"/>
-          <w:color w:val="DC2626"/>
-          <w:sz w:val="18"/>
-        </w:rPr>
-        <w:t>├─ Q1.1 (AV/EDR) No OR Q1.2 (Firewall) No → DECLINE (blocked)</w:t>
-      </w:r>
-    </w:p>
-    <w:p>
-      <w:pPr>
-        <w:spacing w:after="20" w:before="20"/>
-        <w:ind w:left="283"/>
-      </w:pPr>
-      <w:r>
-        <w:rPr>
-          <w:rFonts w:ascii="Consolas" w:hAnsi="Consolas"/>
           <w:color w:val="F97316"/>
           <w:sz w:val="18"/>
         </w:rPr>
-        <w:t>├─ Q1.3 / Q1.4 No → Condition of Cover (proceed with caution)</w:t>
+        <w:t>├─ Q1.1 / Q1.2 / Q1.3 / Q1.4 No → Condition of Cover (proceed with caution)</w:t>
       </w:r>
     </w:p>
     <w:p>
@@ -2280,7 +2266,7 @@
           <w:b/>
           <w:sz w:val="22"/>
         </w:rPr>
-        <w:t>Q1 decision logic — decline gate vs Conditions of Cover</w:t>
+        <w:t>Q1 decision logic — Conditions of Cover</w:t>
       </w:r>
     </w:p>
     <w:tbl>
@@ -2350,7 +2336,7 @@
                 <w:rFonts w:ascii="Calibri" w:hAnsi="Calibri"/>
                 <w:sz w:val="20"/>
               </w:rPr>
-              <w:t>Q1.1 No OR Q1.2 No</w:t>
+              <w:t>Any of Q1.1–Q1.4 = No</w:t>
             </w:r>
           </w:p>
         </w:tc>
@@ -2365,7 +2351,7 @@
                 <w:rFonts w:ascii="Calibri" w:hAnsi="Calibri"/>
                 <w:sz w:val="20"/>
               </w:rPr>
-              <w:t>Automatic decline. AV/EDR and firewall are non-negotiable baseline controls.</w:t>
+              <w:t>Proceed with Caution. Each missing baseline control is added as a Condition of Cover and printed on the quote output. No loading is applied.</w:t>
             </w:r>
           </w:p>
         </w:tc>
@@ -2383,7 +2369,7 @@
                 <w:rFonts w:ascii="Calibri" w:hAnsi="Calibri"/>
                 <w:sz w:val="20"/>
               </w:rPr>
-              <w:t>Q1.1 Yes AND Q1.2 Yes AND (Q1.3 No OR Q1.4 No)</w:t>
+              <w:t>All four Yes</w:t>
             </w:r>
           </w:p>
         </w:tc>
@@ -2392,38 +2378,6 @@
             <w:tcW w:type="dxa" w:w="4680"/>
             <w:tcMar w:top="60" w:left="80" w:bottom="60" w:right="80"/>
             <w:shd w:fill="F1F5F9"/>
-          </w:tcPr>
-          <w:p>
-            <w:r>
-              <w:rPr>
-                <w:rFonts w:ascii="Calibri" w:hAnsi="Calibri"/>
-                <w:sz w:val="20"/>
-              </w:rPr>
-              <w:t>Proceed with Caution. The missing baseline control(s) are added as Conditions of Cover and printed on the quote output.</w:t>
-            </w:r>
-          </w:p>
-        </w:tc>
-      </w:tr>
-      <w:tr>
-        <w:tc>
-          <w:tcPr>
-            <w:tcW w:type="dxa" w:w="4680"/>
-            <w:tcMar w:top="60" w:left="80" w:bottom="60" w:right="80"/>
-          </w:tcPr>
-          <w:p>
-            <w:r>
-              <w:rPr>
-                <w:rFonts w:ascii="Calibri" w:hAnsi="Calibri"/>
-                <w:sz w:val="20"/>
-              </w:rPr>
-              <w:t>All four Yes</w:t>
-            </w:r>
-          </w:p>
-        </w:tc>
-        <w:tc>
-          <w:tcPr>
-            <w:tcW w:type="dxa" w:w="4680"/>
-            <w:tcMar w:top="60" w:left="80" w:bottom="60" w:right="80"/>
           </w:tcPr>
           <w:p>
             <w:r>
@@ -2456,7 +2410,7 @@
           <w:color w:val="64748B"/>
           <w:sz w:val="20"/>
         </w:rPr>
-        <w:t>The endpoint vendor / product name free-text field is OPTIONAL. The go/no-go for Q1 is the four Yes/No toggles only.</w:t>
+        <w:t>The endpoint vendor / product name free-text field is OPTIONAL. The Q1 outcome is driven by the four Yes/No toggles only.</w:t>
       </w:r>
     </w:p>
     <w:p>
@@ -2477,7 +2431,28 @@
           <w:color w:val="64748B"/>
           <w:sz w:val="20"/>
         </w:rPr>
-        <w:t>Q1 is the sole decline gate in the underwriting section. There is no decline driven by Q2–Q5 answers — those only drive loading.</w:t>
+        <w:t>August 2026 change: Q1.1 (AV/EDR) and Q1.2 (firewall) previously produced an automatic DECLINE that blocked the quote. They are now treated exactly like Q1.3 / Q1.4 — recorded as Conditions of Cover. This is not a relaxation of appetite: the minimum controls remain a requirement of any bound cover. The change lets the broker issue a quote and show the client precisely which controls must be in place to accept it.</w:t>
+      </w:r>
+    </w:p>
+    <w:p>
+      <w:pPr>
+        <w:spacing w:before="200" w:after="200"/>
+        <w:ind w:left="567" w:right="283"/>
+      </w:pPr>
+      <w:r>
+        <w:rPr>
+          <w:b/>
+          <w:color w:val="F97316"/>
+          <w:sz w:val="20"/>
+        </w:rPr>
+        <w:t xml:space="preserve">IMPORTANT: </w:t>
+      </w:r>
+      <w:r>
+        <w:rPr>
+          <w:color w:val="64748B"/>
+          <w:sz w:val="20"/>
+        </w:rPr>
+        <w:t>Q1 carries NO premium impact — it sits outside the Q2–Q5 loading pool. A Q1 ‘No’ changes the Conditions of Cover printed on the quote, not the premium.</w:t>
       </w:r>
     </w:p>
     <w:p>
@@ -2955,7 +2930,7 @@
           <w:color w:val="64748B"/>
           <w:sz w:val="20"/>
         </w:rPr>
-        <w:t>There is no decline from the Q2–Q5 loading pool. Even 5 Nos (every soft control absent) produces a 15% loading, not a decline. The decline gate is Q1.1 / Q1.2 only.</w:t>
+        <w:t>There is no decline from the Q2–Q5 loading pool. Even 5 Nos (every soft control absent) produces a 15% loading, not a decline. As of August 2026 the engine has no automatic decline outcome at all — the former Q1.1 / Q1.2 gate now records Conditions of Cover instead.</w:t>
       </w:r>
     </w:p>
     <w:p>
@@ -3853,7 +3828,7 @@
           <w:color w:val="64748B"/>
           <w:sz w:val="20"/>
         </w:rPr>
-        <w:t>If the button remains greyed out, check that all mandatory fields are filled in and that no blockers are active (Prior claim ticked, Refer for UW, turnover &gt; R200M, Q1.1 or Q1.2 = No, or Renewal-Q8 contradiction).</w:t>
+        <w:t>If the button remains greyed out, check that all mandatory fields are filled in and that no blockers are active (Prior claim ticked, Refer for UW, turnover &gt; R200M, or Renewal-Q8 contradiction). Answering Q1.1 / Q1.2 ‘No’ is not a blocker — it records a Condition of Cover.</w:t>
       </w:r>
     </w:p>
     <w:p>
@@ -7043,7 +7018,7 @@
     </w:p>
     <w:p>
       <w:r>
-        <w:t>Shows the underwriting outcome (Standard Rates / Proceed with Caution / Loading / Refer / Decline), any loading percentage applied, and conditions of cover.</w:t>
+        <w:t>Shows the underwriting outcome (Standard Rates / Proceed with Caution / Loading / Refer), any loading percentage applied, and conditions of cover.</w:t>
       </w:r>
     </w:p>
     <w:p>
@@ -10179,7 +10154,7 @@
     </w:p>
     <w:p>
       <w:r>
-        <w:t>A: Check the following: (1) Company name is entered, (2) Industry is selected, (3) At least one turnover figure is entered, (4) Q1.1 AND Q1.2 have been answered (the two baseline gate questions), (5) if Renewal: Current Cover Limit, Current Annual Premium and Current FP Sub-limit are all filled. Also check for active blockers: turnover &gt; R200M, Q1.1 or Q1.2 = No (decline), Prior claim ticked, Renewal with Q8 = No (contradiction), or a referred industry.</w:t>
+        <w:t>A: Check the following: (1) Company name is entered, (2) Industry is selected, (3) At least one turnover figure is entered, (4) Q1.1 AND Q1.2 have been answered (either Yes or No — they must simply be answered), (5) if Renewal: Current Cover Limit, Current Annual Premium and Current FP Sub-limit are all filled. Also check for active blockers: turnover &gt; R200M, Prior claim ticked, Renewal with Q8 = No (contradiction), or a referred industry. Note that answering Q1.1 / Q1.2 ‘No’ no longer blocks — it records a Condition of Cover.</w:t>
       </w:r>
     </w:p>
     <w:p/>
@@ -10204,12 +10179,12 @@
           <w:b/>
           <w:sz w:val="22"/>
         </w:rPr>
-        <w:t>Q: What is the difference between 'Decline' and 'Refer'?</w:t>
-      </w:r>
-    </w:p>
-    <w:p>
-      <w:r>
-        <w:t>A: Decline: The risk fails the baseline security gate (Q1.1 = No or Q1.2 = No). The quote cannot proceed in any form. Refer: The risk has factors that require senior review (Prior claim, Renewal-with-Q8-No contradiction, Healthcare / Public Admin industry, or turnover &gt; R200M). Both outcomes hard-block the Continue button — a senior underwriter must assess offline.</w:t>
+        <w:t>Q: What happened to the 'Decline' outcome?</w:t>
+      </w:r>
+    </w:p>
+    <w:p>
+      <w:r>
+        <w:t>A: It was removed in August 2026. Q1.1 = No or Q1.2 = No used to decline the risk outright and block the quote; those answers now record Conditions of Cover instead, so the client can be quoted and shown exactly which minimum controls must be in place to accept it. The controls remain a requirement of any bound cover. 'Refer' is unchanged and is still a hard block: it is triggered by a Prior claim, a Renewal-with-Q8-No contradiction, a Healthcare / Public Admin industry, or turnover &gt; R200M, and needs a senior underwriter to assess offline.</w:t>
       </w:r>
     </w:p>
     <w:p/>
@@ -10892,17 +10867,12 @@
           <w:b/>
           <w:sz w:val="22"/>
         </w:rPr>
-        <w:t>UNDERWRITING RULES (April 2026 revised)</w:t>
-      </w:r>
-    </w:p>
-    <w:p>
-      <w:r>
-        <w:t>Q1.1 (AV/EDR) No OR Q1.2 (Firewall) No → Decline (hard block)</w:t>
-      </w:r>
-    </w:p>
-    <w:p>
-      <w:r>
-        <w:t>Q1.3 / Q1.4 No → Condition of Cover (proceed with caution)</w:t>
+        <w:t>UNDERWRITING RULES (August 2026 revised)</w:t>
+      </w:r>
+    </w:p>
+    <w:p>
+      <w:r>
+        <w:t>Q1.1 / Q1.2 / Q1.3 / Q1.4 No → Condition of Cover (proceed with caution, no loading)</w:t>
       </w:r>
     </w:p>
     <w:p>
@@ -11830,6 +11800,56 @@
                 <w:sz w:val="20"/>
               </w:rPr>
               <w:t>Platform migration. The engine moved from the Render deployment to the Phishield VM at https://veilguard.phishield.com/smerating/ (update your Production URL bookmark). The frontend was rebuilt in React and the quote store moved to a dedicated PostgreSQL database. There is NO change to the rating logic, underwriting rules, premiums, cover recommendations, multi-cover comparison, the renewal premium-drop-protection ladder, or the quote-output PDF — the calculation engine was carried over verbatim and is locked by an automated parity check (49,000+ premium, 5,200+ underwriting and 596 recommendation/renewal comparisons, plus a PDF text-and-position comparison, all identical to the previous version). The workflow, screens, and outputs are unchanged; only the web address is different.</w:t>
+            </w:r>
+          </w:p>
+        </w:tc>
+      </w:tr>
+      <w:tr>
+        <w:tc>
+          <w:tcPr>
+            <w:tcW w:type="dxa" w:w="3120"/>
+            <w:tcMar w:top="60" w:left="80" w:bottom="60" w:right="80"/>
+            <w:shd w:fill="F1F5F9"/>
+          </w:tcPr>
+          <w:p>
+            <w:r>
+              <w:rPr>
+                <w:rFonts w:ascii="Calibri" w:hAnsi="Calibri"/>
+                <w:sz w:val="20"/>
+              </w:rPr>
+              <w:t>2.1</w:t>
+            </w:r>
+          </w:p>
+        </w:tc>
+        <w:tc>
+          <w:tcPr>
+            <w:tcW w:type="dxa" w:w="3120"/>
+            <w:tcMar w:top="60" w:left="80" w:bottom="60" w:right="80"/>
+            <w:shd w:fill="F1F5F9"/>
+          </w:tcPr>
+          <w:p>
+            <w:r>
+              <w:rPr>
+                <w:rFonts w:ascii="Calibri" w:hAnsi="Calibri"/>
+                <w:sz w:val="20"/>
+              </w:rPr>
+              <w:t>August 2026</w:t>
+            </w:r>
+          </w:p>
+        </w:tc>
+        <w:tc>
+          <w:tcPr>
+            <w:tcW w:type="dxa" w:w="3120"/>
+            <w:tcMar w:top="60" w:left="80" w:bottom="60" w:right="80"/>
+            <w:shd w:fill="F1F5F9"/>
+          </w:tcPr>
+          <w:p>
+            <w:r>
+              <w:rPr>
+                <w:rFonts w:ascii="Calibri" w:hAnsi="Calibri"/>
+                <w:sz w:val="20"/>
+              </w:rPr>
+              <w:t>Underwriting change: Q1.1 (AV/EDR) and Q1.2 (Firewall) answered ‘No’ no longer produce an automatic Decline that blocks the quote. They are now recorded as Conditions of Cover, exactly as Q1.3 and Q1.4 already were. The engine therefore no longer produces a Decline outcome at all. This is not a relaxation of underwriting appetite — the minimum controls remain a requirement of any bound cover; the change allows a quote to be issued so the client can see precisely which controls must be in place to accept it. There is NO premium impact: Q1 sits outside the Q2–Q5 loading pool, so a Q1 ‘No’ changes only the Conditions of Cover printed on the quote. Q1.1 and Q1.2 must still be ANSWERED before Continue is enabled. The Step 1 ‘Condition of Cover’ banner now lists the Q1 baseline-control conditions as well as the Funds Protect ones, so the underwriter sees them at the point of answering; they also appear in the Step 4 underwriting panel, the Step 5 summary, and the quote-output PDF.</w:t>
             </w:r>
           </w:p>
         </w:tc>

--- a/sme_rating_engine/Phishield SME Rating Engine User Manual.docx
+++ b/sme_rating_engine/Phishield SME Rating Engine User Manual.docx
@@ -86,7 +86,7 @@
           <w:color w:val="64748B"/>
           <w:sz w:val="20"/>
         </w:rPr>
-        <w:t>Version 2.1  |  August 2026</w:t>
+        <w:t>Version 2.2  |  August 2026</w:t>
         <w:br/>
         <w:t>Confidential — Internal Use Only</w:t>
       </w:r>
@@ -7429,7 +7429,7 @@
     </w:p>
     <w:p>
       <w:r>
-        <w:t>Three export options are available:</w:t>
+        <w:t>The following export options are available:</w:t>
       </w:r>
     </w:p>
     <w:p>
@@ -7438,12 +7438,12 @@
           <w:b/>
           <w:sz w:val="22"/>
         </w:rPr>
-        <w:t>Download PDF</w:t>
-      </w:r>
-    </w:p>
-    <w:p>
-      <w:r>
-        <w:t>Generates a professional PDF document for each cover option. The PDF includes all client details, underwriting summary, premium breakdown, conditions of cover, and Phishield branding. PDFs are also saved to the backend database for record-keeping.</w:t>
+        <w:t>Download PDF / Download this PDF / Download All PDFs</w:t>
+      </w:r>
+    </w:p>
+    <w:p>
+      <w:r>
+        <w:t>Generates a professional PDF document for each cover option. The PDF includes all client details, underwriting summary, premium breakdown, conditions of cover, Phishield branding, and Annexure A (see 7.6). In multi-cover mode each option has its own ‘Download this PDF’ button, and ‘Download All PDFs’ downloads every option in turn.</w:t>
       </w:r>
     </w:p>
     <w:p>
@@ -7475,6 +7475,258 @@
       </w:r>
     </w:p>
     <w:p>
+      <w:r>
+        <w:rPr>
+          <w:b/>
+          <w:sz w:val="22"/>
+        </w:rPr>
+        <w:t>Save Quote</w:t>
+      </w:r>
+    </w:p>
+    <w:p>
+      <w:r>
+        <w:t>Writes the quote to the database explicitly. You rarely need this button, because every export action above saves the quote as well (see below) — it is there for when you want to record the quote without exporting anything.</w:t>
+      </w:r>
+    </w:p>
+    <w:p>
+      <w:pPr>
+        <w:pStyle w:val="Heading3"/>
+      </w:pPr>
+      <w:r>
+        <w:rPr>
+          <w:rFonts w:ascii="Calibri" w:hAnsi="Calibri"/>
+          <w:color w:val="0F172A"/>
+        </w:rPr>
+        <w:t>7.5.1 When a Quote Is Saved</w:t>
+      </w:r>
+    </w:p>
+    <w:p>
+      <w:r>
+        <w:t>August 2026 change. Previously a quote only reached the database when the user clicked ‘Save Quote’, so quotes that were downloaded and sent to a client were not always recorded. Now ANY output action — Download PDF, Download this PDF, Download All PDFs, Print Quote, or Copy to Clipboard — saves the quote as well as performing its own action.</w:t>
+      </w:r>
+    </w:p>
+    <w:tbl>
+      <w:tblPr>
+        <w:tblStyle w:val="TableGrid"/>
+        <w:tblW w:type="auto" w:w="0"/>
+        <w:jc w:val="center"/>
+        <w:tblLook w:firstColumn="1" w:firstRow="1" w:lastColumn="0" w:lastRow="0" w:noHBand="0" w:noVBand="1" w:val="04A0"/>
+      </w:tblPr>
+      <w:tblGrid>
+        <w:gridCol w:w="4680"/>
+        <w:gridCol w:w="4680"/>
+      </w:tblGrid>
+      <w:tr>
+        <w:tc>
+          <w:tcPr>
+            <w:tcW w:type="dxa" w:w="4680"/>
+            <w:tcMar w:top="60" w:left="80" w:bottom="60" w:right="80"/>
+            <w:shd w:fill="0F172A"/>
+          </w:tcPr>
+          <w:p>
+            <w:pPr>
+              <w:jc w:val="center"/>
+            </w:pPr>
+            <w:r>
+              <w:rPr>
+                <w:rFonts w:ascii="Calibri" w:hAnsi="Calibri"/>
+                <w:b/>
+                <w:color w:val="FFFFFF"/>
+                <w:sz w:val="20"/>
+              </w:rPr>
+              <w:t>Action</w:t>
+            </w:r>
+          </w:p>
+        </w:tc>
+        <w:tc>
+          <w:tcPr>
+            <w:tcW w:type="dxa" w:w="4680"/>
+            <w:tcMar w:top="60" w:left="80" w:bottom="60" w:right="80"/>
+            <w:shd w:fill="0F172A"/>
+          </w:tcPr>
+          <w:p>
+            <w:pPr>
+              <w:jc w:val="center"/>
+            </w:pPr>
+            <w:r>
+              <w:rPr>
+                <w:rFonts w:ascii="Calibri" w:hAnsi="Calibri"/>
+                <w:b/>
+                <w:color w:val="FFFFFF"/>
+                <w:sz w:val="20"/>
+              </w:rPr>
+              <w:t>Saves the quote?</w:t>
+            </w:r>
+          </w:p>
+        </w:tc>
+      </w:tr>
+      <w:tr>
+        <w:tc>
+          <w:tcPr>
+            <w:tcW w:type="dxa" w:w="4680"/>
+            <w:tcMar w:top="60" w:left="80" w:bottom="60" w:right="80"/>
+          </w:tcPr>
+          <w:p>
+            <w:r>
+              <w:rPr>
+                <w:rFonts w:ascii="Calibri" w:hAnsi="Calibri"/>
+                <w:sz w:val="20"/>
+              </w:rPr>
+              <w:t>Reaching Step 5</w:t>
+            </w:r>
+          </w:p>
+        </w:tc>
+        <w:tc>
+          <w:tcPr>
+            <w:tcW w:type="dxa" w:w="4680"/>
+            <w:tcMar w:top="60" w:left="80" w:bottom="60" w:right="80"/>
+          </w:tcPr>
+          <w:p>
+            <w:r>
+              <w:rPr>
+                <w:rFonts w:ascii="Calibri" w:hAnsi="Calibri"/>
+                <w:sz w:val="20"/>
+              </w:rPr>
+              <w:t>No — deliberate, so quotes still being adjusted do not clutter the records</w:t>
+            </w:r>
+          </w:p>
+        </w:tc>
+      </w:tr>
+      <w:tr>
+        <w:tc>
+          <w:tcPr>
+            <w:tcW w:type="dxa" w:w="4680"/>
+            <w:tcMar w:top="60" w:left="80" w:bottom="60" w:right="80"/>
+            <w:shd w:fill="F1F5F9"/>
+          </w:tcPr>
+          <w:p>
+            <w:r>
+              <w:rPr>
+                <w:rFonts w:ascii="Calibri" w:hAnsi="Calibri"/>
+                <w:sz w:val="20"/>
+              </w:rPr>
+              <w:t>Download PDF / Download this PDF / Download All PDFs</w:t>
+            </w:r>
+          </w:p>
+        </w:tc>
+        <w:tc>
+          <w:tcPr>
+            <w:tcW w:type="dxa" w:w="4680"/>
+            <w:tcMar w:top="60" w:left="80" w:bottom="60" w:right="80"/>
+            <w:shd w:fill="F1F5F9"/>
+          </w:tcPr>
+          <w:p>
+            <w:r>
+              <w:rPr>
+                <w:rFonts w:ascii="Calibri" w:hAnsi="Calibri"/>
+                <w:sz w:val="20"/>
+              </w:rPr>
+              <w:t>Yes</w:t>
+            </w:r>
+          </w:p>
+        </w:tc>
+      </w:tr>
+      <w:tr>
+        <w:tc>
+          <w:tcPr>
+            <w:tcW w:type="dxa" w:w="4680"/>
+            <w:tcMar w:top="60" w:left="80" w:bottom="60" w:right="80"/>
+          </w:tcPr>
+          <w:p>
+            <w:r>
+              <w:rPr>
+                <w:rFonts w:ascii="Calibri" w:hAnsi="Calibri"/>
+                <w:sz w:val="20"/>
+              </w:rPr>
+              <w:t>Print Quote</w:t>
+            </w:r>
+          </w:p>
+        </w:tc>
+        <w:tc>
+          <w:tcPr>
+            <w:tcW w:type="dxa" w:w="4680"/>
+            <w:tcMar w:top="60" w:left="80" w:bottom="60" w:right="80"/>
+          </w:tcPr>
+          <w:p>
+            <w:r>
+              <w:rPr>
+                <w:rFonts w:ascii="Calibri" w:hAnsi="Calibri"/>
+                <w:sz w:val="20"/>
+              </w:rPr>
+              <w:t>Yes</w:t>
+            </w:r>
+          </w:p>
+        </w:tc>
+      </w:tr>
+      <w:tr>
+        <w:tc>
+          <w:tcPr>
+            <w:tcW w:type="dxa" w:w="4680"/>
+            <w:tcMar w:top="60" w:left="80" w:bottom="60" w:right="80"/>
+            <w:shd w:fill="F1F5F9"/>
+          </w:tcPr>
+          <w:p>
+            <w:r>
+              <w:rPr>
+                <w:rFonts w:ascii="Calibri" w:hAnsi="Calibri"/>
+                <w:sz w:val="20"/>
+              </w:rPr>
+              <w:t>Copy to Clipboard</w:t>
+            </w:r>
+          </w:p>
+        </w:tc>
+        <w:tc>
+          <w:tcPr>
+            <w:tcW w:type="dxa" w:w="4680"/>
+            <w:tcMar w:top="60" w:left="80" w:bottom="60" w:right="80"/>
+            <w:shd w:fill="F1F5F9"/>
+          </w:tcPr>
+          <w:p>
+            <w:r>
+              <w:rPr>
+                <w:rFonts w:ascii="Calibri" w:hAnsi="Calibri"/>
+                <w:sz w:val="20"/>
+              </w:rPr>
+              <w:t>Yes</w:t>
+            </w:r>
+          </w:p>
+        </w:tc>
+      </w:tr>
+      <w:tr>
+        <w:tc>
+          <w:tcPr>
+            <w:tcW w:type="dxa" w:w="4680"/>
+            <w:tcMar w:top="60" w:left="80" w:bottom="60" w:right="80"/>
+          </w:tcPr>
+          <w:p>
+            <w:r>
+              <w:rPr>
+                <w:rFonts w:ascii="Calibri" w:hAnsi="Calibri"/>
+                <w:sz w:val="20"/>
+              </w:rPr>
+              <w:t>Save Quote</w:t>
+            </w:r>
+          </w:p>
+        </w:tc>
+        <w:tc>
+          <w:tcPr>
+            <w:tcW w:type="dxa" w:w="4680"/>
+            <w:tcMar w:top="60" w:left="80" w:bottom="60" w:right="80"/>
+          </w:tcPr>
+          <w:p>
+            <w:r>
+              <w:rPr>
+                <w:rFonts w:ascii="Calibri" w:hAnsi="Calibri"/>
+                <w:sz w:val="20"/>
+              </w:rPr>
+              <w:t>Yes</w:t>
+            </w:r>
+          </w:p>
+        </w:tc>
+      </w:tr>
+    </w:tbl>
+    <w:p/>
+    <w:p>
       <w:pPr>
         <w:spacing w:before="200" w:after="200"/>
         <w:ind w:left="567" w:right="283"/>
@@ -7482,17 +7734,114 @@
       <w:r>
         <w:rPr>
           <w:b/>
-          <w:color w:val="059669"/>
+          <w:color w:val="1E40AF"/>
           <w:sz w:val="20"/>
         </w:rPr>
-        <w:t xml:space="preserve">TIP: </w:t>
+        <w:t xml:space="preserve">NOTE: </w:t>
       </w:r>
       <w:r>
         <w:rPr>
           <w:color w:val="64748B"/>
           <w:sz w:val="20"/>
         </w:rPr>
-        <w:t>All quotes are automatically saved to the backend database when you reach Step 5. You do not need to manually save. The quote reference number is your key for retrieving the quote later.</w:t>
+        <w:t>Re-exporting the same quote does NOT create a duplicate. The quote reference is the key: exporting again updates the existing record rather than adding a second one. So you can tweak and re-download freely — the database keeps one current record per quote reference.</w:t>
+      </w:r>
+    </w:p>
+    <w:p>
+      <w:pPr>
+        <w:spacing w:before="200" w:after="200"/>
+        <w:ind w:left="567" w:right="283"/>
+      </w:pPr>
+      <w:r>
+        <w:rPr>
+          <w:b/>
+          <w:color w:val="F97316"/>
+          <w:sz w:val="20"/>
+        </w:rPr>
+        <w:t xml:space="preserve">IMPORTANT: </w:t>
+      </w:r>
+      <w:r>
+        <w:rPr>
+          <w:color w:val="64748B"/>
+          <w:sz w:val="20"/>
+        </w:rPr>
+        <w:t>If a save fails (for example a network problem), a red message appears beneath the export buttons reading ‘NOT SAVED’. Your PDF is still fine — click ‘Save failed — retry’ to store the quote. If you do not see that message, the quote was saved.</w:t>
+      </w:r>
+    </w:p>
+    <w:p>
+      <w:pPr>
+        <w:pStyle w:val="Heading2"/>
+      </w:pPr>
+      <w:r>
+        <w:rPr>
+          <w:rFonts w:ascii="Calibri" w:hAnsi="Calibri"/>
+          <w:color w:val="0F172A"/>
+          <w:sz w:val="26"/>
+        </w:rPr>
+        <w:t>7.6 Annexure A — Captured Underwriting Responses</w:t>
+      </w:r>
+    </w:p>
+    <w:p>
+      <w:r>
+        <w:t>August 2026 addition. Every quote PDF ends with an annexure page listing all fourteen underwriting questions in the wording they were asked, together with the response captured for each. It exists so underwriters and capturers can audit a quote without opening the database, and is an interim measure until the quote store is merged into the ERP.</w:t>
+      </w:r>
+    </w:p>
+    <w:p>
+      <w:pPr>
+        <w:pStyle w:val="ListBullet"/>
+      </w:pPr>
+      <w:r>
+        <w:t>Each question shows one of three states:</w:t>
+      </w:r>
+    </w:p>
+    <w:p>
+      <w:pPr>
+        <w:pStyle w:val="ListBullet"/>
+      </w:pPr>
+      <w:r>
+        <w:t>Yes — the control is in place / the answer was affirmative</w:t>
+      </w:r>
+    </w:p>
+    <w:p>
+      <w:pPr>
+        <w:pStyle w:val="ListBullet"/>
+      </w:pPr>
+      <w:r>
+        <w:t>No — the answer was negative (highlighted so it is easy to spot when checking)</w:t>
+      </w:r>
+    </w:p>
+    <w:p>
+      <w:pPr>
+        <w:pStyle w:val="ListBullet"/>
+      </w:pPr>
+      <w:r>
+        <w:t>Not answered — the question was never put to the client. This is deliberately distinct from ‘No’: do not treat an unanswered question as a negative answer.</w:t>
+      </w:r>
+    </w:p>
+    <w:p>
+      <w:r>
+        <w:t>The annexure also records the endpoint security vendor / product, whether a prior claim was flagged, and (where question 8 was answered Yes) the prior insurer and inception date. Where Funds Protect cover does not exceed R250,000, questions 6 and 7 are shown as ‘Not applicable’ rather than being omitted, so a reader can tell the difference between a question that was not asked and one that is missing.</w:t>
+      </w:r>
+    </w:p>
+    <w:p>
+      <w:pPr>
+        <w:spacing w:before="200" w:after="200"/>
+        <w:ind w:left="567" w:right="283"/>
+      </w:pPr>
+      <w:r>
+        <w:rPr>
+          <w:b/>
+          <w:color w:val="1E40AF"/>
+          <w:sz w:val="20"/>
+        </w:rPr>
+        <w:t xml:space="preserve">NOTE: </w:t>
+      </w:r>
+      <w:r>
+        <w:rPr>
+          <w:color w:val="64748B"/>
+          <w:sz w:val="20"/>
+        </w:rPr>
+        <w:t>The annexure is printed on its own page and repeats the company name, quote reference and cover limit, so it remains identifiable if it is separated from the quote.</w:t>
       </w:r>
     </w:p>
     <w:p>
@@ -10259,7 +10608,7 @@
     </w:p>
     <w:p>
       <w:r>
-        <w:t>A: All quotes are saved to a backend SQLite database automatically. Each quote has a unique reference number (CPB-YYYYMMDD-NNNN). PDFs are stored in the quote_pdfs directory on the server, organised by year, month, and company name.</w:t>
+        <w:t>A: In a PostgreSQL database on the Phishield VM. A quote is written whenever you perform any export action on Step 5 — download a PDF, print, copy to clipboard — or click ‘Save Quote’ (see 7.5.1). Each quote has a unique reference number (CPB-YYYYMMDD-NNNN), and exporting the same quote again updates that record rather than creating a duplicate. The full questionnaire responses, premium breakdown and cover options are stored as data, not only inside the PDF. PDFs themselves are kept in the quote_pdfs directory on the server, organised by year, month and company name.</w:t>
       </w:r>
     </w:p>
     <w:p/>
@@ -11850,6 +12199,53 @@
                 <w:sz w:val="20"/>
               </w:rPr>
               <w:t>Underwriting change: Q1.1 (AV/EDR) and Q1.2 (Firewall) answered ‘No’ no longer produce an automatic Decline that blocks the quote. They are now recorded as Conditions of Cover, exactly as Q1.3 and Q1.4 already were. The engine therefore no longer produces a Decline outcome at all. This is not a relaxation of underwriting appetite — the minimum controls remain a requirement of any bound cover; the change allows a quote to be issued so the client can see precisely which controls must be in place to accept it. There is NO premium impact: Q1 sits outside the Q2–Q5 loading pool, so a Q1 ‘No’ changes only the Conditions of Cover printed on the quote. Q1.1 and Q1.2 must still be ANSWERED before Continue is enabled. The Step 1 ‘Condition of Cover’ banner now lists the Q1 baseline-control conditions as well as the Funds Protect ones, so the underwriter sees them at the point of answering; they also appear in the Step 4 underwriting panel, the Step 5 summary, and the quote-output PDF.</w:t>
+            </w:r>
+          </w:p>
+        </w:tc>
+      </w:tr>
+      <w:tr>
+        <w:tc>
+          <w:tcPr>
+            <w:tcW w:type="dxa" w:w="3120"/>
+            <w:tcMar w:top="60" w:left="80" w:bottom="60" w:right="80"/>
+          </w:tcPr>
+          <w:p>
+            <w:r>
+              <w:rPr>
+                <w:rFonts w:ascii="Calibri" w:hAnsi="Calibri"/>
+                <w:sz w:val="20"/>
+              </w:rPr>
+              <w:t>2.2</w:t>
+            </w:r>
+          </w:p>
+        </w:tc>
+        <w:tc>
+          <w:tcPr>
+            <w:tcW w:type="dxa" w:w="3120"/>
+            <w:tcMar w:top="60" w:left="80" w:bottom="60" w:right="80"/>
+          </w:tcPr>
+          <w:p>
+            <w:r>
+              <w:rPr>
+                <w:rFonts w:ascii="Calibri" w:hAnsi="Calibri"/>
+                <w:sz w:val="20"/>
+              </w:rPr>
+              <w:t>August 2026</w:t>
+            </w:r>
+          </w:p>
+        </w:tc>
+        <w:tc>
+          <w:tcPr>
+            <w:tcW w:type="dxa" w:w="3120"/>
+            <w:tcMar w:top="60" w:left="80" w:bottom="60" w:right="80"/>
+          </w:tcPr>
+          <w:p>
+            <w:r>
+              <w:rPr>
+                <w:rFonts w:ascii="Calibri" w:hAnsi="Calibri"/>
+                <w:sz w:val="20"/>
+              </w:rPr>
+              <w:t>Quote capture and audit. (1) A quote is now saved to the database by ANY export action on Step 5 - Download PDF, Download this PDF, Download All PDFs, Print Quote or Copy to Clipboard - in addition to the 'Save Quote' button. Previously only 'Save Quote' wrote to the database, so quotes that were downloaded and issued to a client were not always recorded. Reaching Step 5 does NOT save, by design, so quotes still being adjusted do not clutter the records. Re-exporting the same quote updates the existing record instead of creating a duplicate, and a failed save is now reported on screen rather than failing silently. (2) Every quote PDF now ends with 'Annexure A - Underwriting Questionnaire - Captured Responses', listing all fourteen questions and the captured Yes / No / Not answered, for underwriter and capturer audit until the quote store is merged into the ERP. See sections 7.5.1 and 7.6. No change to any rating logic, premium or underwriting rule.</w:t>
             </w:r>
           </w:p>
         </w:tc>
